--- a/Notes/Notes.docx
+++ b/Notes/Notes.docx
@@ -2,6 +2,746 @@
 <file path=word/document.xml><?xml version="1.0" encoding="utf-8"?>
 <w:document xmlns:wpc="http://schemas.microsoft.com/office/word/2010/wordprocessingCanvas" xmlns:cx="http://schemas.microsoft.com/office/drawing/2014/chartex" xmlns:cx1="http://schemas.microsoft.com/office/drawing/2015/9/8/chartex" xmlns:cx2="http://schemas.microsoft.com/office/drawing/2015/10/21/chartex" xmlns:cx3="http://schemas.microsoft.com/office/drawing/2016/5/9/chartex" xmlns:cx4="http://schemas.microsoft.com/office/drawing/2016/5/10/chartex" xmlns:cx5="http://schemas.microsoft.com/office/drawing/2016/5/11/chartex" xmlns:cx6="http://schemas.microsoft.com/office/drawing/2016/5/12/chartex" xmlns:cx7="http://schemas.microsoft.com/office/drawing/2016/5/13/chartex" xmlns:cx8="http://schemas.microsoft.com/office/drawing/2016/5/14/chartex" xmlns:mc="http://schemas.openxmlformats.org/markup-compatibility/2006" xmlns:aink="http://schemas.microsoft.com/office/drawing/2016/ink" xmlns:am3d="http://schemas.microsoft.com/office/drawing/2017/model3d" xmlns:o="urn:schemas-microsoft-com:office:office" xmlns:oel="http://schemas.microsoft.com/office/2019/extlst" xmlns:r="http://schemas.openxmlformats.org/officeDocument/2006/relationships" xmlns:m="http://schemas.openxmlformats.org/officeDocument/2006/math" xmlns:v="urn:schemas-microsoft-com:vml" xmlns:wp14="http://schemas.microsoft.com/office/word/2010/wordprocessingDrawing" xmlns:wp="http://schemas.openxmlformats.org/drawingml/2006/wordprocessingDrawing" xmlns:w10="urn:schemas-microsoft-com:office:word" xmlns:w="http://schemas.openxmlformats.org/wordprocessingml/2006/main" xmlns:w14="http://schemas.microsoft.com/office/word/2010/wordml" xmlns:w15="http://schemas.microsoft.com/office/word/2012/wordml" xmlns:w16cex="http://schemas.microsoft.com/office/word/2018/wordml/cex" xmlns:w16cid="http://schemas.microsoft.com/office/word/2016/wordml/cid" xmlns:w16="http://schemas.microsoft.com/office/word/2018/wordml" xmlns:w16du="http://schemas.microsoft.com/office/word/2023/wordml/word16du" xmlns:w16sdtdh="http://schemas.microsoft.com/office/word/2020/wordml/sdtdatahash" xmlns:w16sdtfl="http://schemas.microsoft.com/office/word/2024/wordml/sdtformatlock" xmlns:w16se="http://schemas.microsoft.com/office/word/2015/wordml/symex" xmlns:wpg="http://schemas.microsoft.com/office/word/2010/wordprocessingGroup" xmlns:wpi="http://schemas.microsoft.com/office/word/2010/wordprocessingInk" xmlns:wne="http://schemas.microsoft.com/office/word/2006/wordml" xmlns:wps="http://schemas.microsoft.com/office/word/2010/wordprocessingShape" mc:Ignorable="w14 w15 w16se w16cid w16 w16cex w16sdtdh w16sdtfl w16du wp14">
   <w:body>
+    <w:p>
+      <w:pPr>
+        <w:rPr>
+          <w:b/>
+          <w:sz w:val="32"/>
+          <w:szCs w:val="32"/>
+        </w:rPr>
+      </w:pPr>
+      <w:r>
+        <w:rPr>
+          <w:b/>
+          <w:sz w:val="32"/>
+          <w:szCs w:val="32"/>
+        </w:rPr>
+        <w:t>Tags</w:t>
+      </w:r>
+    </w:p>
+    <w:p>
+      <w:pPr>
+        <w:rPr>
+          <w:b/>
+          <w:sz w:val="28"/>
+          <w:szCs w:val="28"/>
+        </w:rPr>
+      </w:pPr>
+      <w:r>
+        <w:rPr>
+          <w:b/>
+          <w:sz w:val="28"/>
+          <w:szCs w:val="28"/>
+        </w:rPr>
+        <w:t>Input</w:t>
+      </w:r>
+    </w:p>
+    <w:p>
+      <w:r>
+        <w:t xml:space="preserve">To display an input, render the </w:t>
+      </w:r>
+      <w:hyperlink r:id="rId5" w:tgtFrame="_blank" w:history="1">
+        <w:r>
+          <w:rPr>
+            <w:rStyle w:val="Hyperlink"/>
+          </w:rPr>
+          <w:t>built-in browser &lt;input&gt;</w:t>
+        </w:r>
+      </w:hyperlink>
+      <w:r>
+        <w:t xml:space="preserve"> component.</w:t>
+      </w:r>
+    </w:p>
+    <w:p>
+      <w:r>
+        <w:t>Without </w:t>
+      </w:r>
+      <w:r>
+        <w:rPr>
+          <w:b/>
+          <w:bCs/>
+        </w:rPr>
+        <w:t>value</w:t>
+      </w:r>
+      <w:r>
+        <w:t> and </w:t>
+      </w:r>
+      <w:proofErr w:type="spellStart"/>
+      <w:r>
+        <w:rPr>
+          <w:b/>
+          <w:bCs/>
+        </w:rPr>
+        <w:t>onChange</w:t>
+      </w:r>
+      <w:proofErr w:type="spellEnd"/>
+      <w:r>
+        <w:t> (Uncontrolled)</w:t>
+      </w:r>
+    </w:p>
+    <w:p>
+      <w:r>
+        <w:drawing>
+          <wp:inline distT="0" distB="0" distL="0" distR="0" wp14:anchorId="12A6B35C" wp14:editId="203B9A27">
+            <wp:extent cx="2886478" cy="476316"/>
+            <wp:effectExtent l="0" t="0" r="9525" b="0"/>
+            <wp:docPr id="1933049901" name="Picture 1"/>
+            <wp:cNvGraphicFramePr>
+              <a:graphicFrameLocks xmlns:a="http://schemas.openxmlformats.org/drawingml/2006/main" noChangeAspect="1"/>
+            </wp:cNvGraphicFramePr>
+            <a:graphic xmlns:a="http://schemas.openxmlformats.org/drawingml/2006/main">
+              <a:graphicData uri="http://schemas.openxmlformats.org/drawingml/2006/picture">
+                <pic:pic xmlns:pic="http://schemas.openxmlformats.org/drawingml/2006/picture">
+                  <pic:nvPicPr>
+                    <pic:cNvPr id="1933049901" name=""/>
+                    <pic:cNvPicPr/>
+                  </pic:nvPicPr>
+                  <pic:blipFill>
+                    <a:blip r:embed="rId6"/>
+                    <a:stretch>
+                      <a:fillRect/>
+                    </a:stretch>
+                  </pic:blipFill>
+                  <pic:spPr>
+                    <a:xfrm>
+                      <a:off x="0" y="0"/>
+                      <a:ext cx="2886478" cy="476316"/>
+                    </a:xfrm>
+                    <a:prstGeom prst="rect">
+                      <a:avLst/>
+                    </a:prstGeom>
+                  </pic:spPr>
+                </pic:pic>
+              </a:graphicData>
+            </a:graphic>
+          </wp:inline>
+        </w:drawing>
+      </w:r>
+    </w:p>
+    <w:p>
+      <w:r>
+        <w:t>Why You Can Type Without value</w:t>
+      </w:r>
+    </w:p>
+    <w:p>
+      <w:r>
+        <w:t>A plain &lt;input /&gt; is like a </w:t>
+      </w:r>
+      <w:r>
+        <w:rPr>
+          <w:b/>
+          <w:bCs/>
+        </w:rPr>
+        <w:t>whiteboard owned by the browser</w:t>
+      </w:r>
+      <w:r>
+        <w:t>. Browser handles everything — you type, it shows. React is not involved at all.</w:t>
+      </w:r>
+    </w:p>
+    <w:p>
+      <w:pPr>
+        <w:rPr>
+          <w:b/>
+          <w:bCs/>
+        </w:rPr>
+      </w:pPr>
+      <w:r>
+        <w:rPr>
+          <w:b/>
+          <w:bCs/>
+        </w:rPr>
+        <w:t>What Happens When You Add value={</w:t>
+      </w:r>
+      <w:proofErr w:type="spellStart"/>
+      <w:r>
+        <w:rPr>
+          <w:b/>
+          <w:bCs/>
+        </w:rPr>
+        <w:t>inputValue</w:t>
+      </w:r>
+      <w:proofErr w:type="spellEnd"/>
+      <w:r>
+        <w:rPr>
+          <w:b/>
+          <w:bCs/>
+        </w:rPr>
+        <w:t>}</w:t>
+      </w:r>
+    </w:p>
+    <w:p>
+      <w:r>
+        <w:t>Now you're telling React:</w:t>
+      </w:r>
+    </w:p>
+    <w:p>
+      <w:r>
+        <w:rPr>
+          <w:b/>
+          <w:bCs/>
+        </w:rPr>
+        <w:t>"You own this input. Always show whatever </w:t>
+      </w:r>
+      <w:proofErr w:type="spellStart"/>
+      <w:r>
+        <w:rPr>
+          <w:b/>
+          <w:bCs/>
+        </w:rPr>
+        <w:t>inputValue</w:t>
+      </w:r>
+      <w:proofErr w:type="spellEnd"/>
+      <w:r>
+        <w:rPr>
+          <w:b/>
+          <w:bCs/>
+        </w:rPr>
+        <w:t> contains."</w:t>
+      </w:r>
+    </w:p>
+    <w:p/>
+    <w:p/>
+    <w:p/>
+    <w:p>
+      <w:pPr>
+        <w:rPr>
+          <w:b/>
+          <w:bCs/>
+        </w:rPr>
+      </w:pPr>
+      <w:r>
+        <w:rPr>
+          <w:b/>
+          <w:bCs/>
+        </w:rPr>
+        <w:t>With value (Controlled)</w:t>
+      </w:r>
+    </w:p>
+    <w:p>
+      <w:r>
+        <w:drawing>
+          <wp:inline distT="0" distB="0" distL="0" distR="0" wp14:anchorId="6B1C0D23" wp14:editId="2E30E629">
+            <wp:extent cx="4515480" cy="447737"/>
+            <wp:effectExtent l="0" t="0" r="0" b="9525"/>
+            <wp:docPr id="1999503273" name="Picture 1"/>
+            <wp:cNvGraphicFramePr>
+              <a:graphicFrameLocks xmlns:a="http://schemas.openxmlformats.org/drawingml/2006/main" noChangeAspect="1"/>
+            </wp:cNvGraphicFramePr>
+            <a:graphic xmlns:a="http://schemas.openxmlformats.org/drawingml/2006/main">
+              <a:graphicData uri="http://schemas.openxmlformats.org/drawingml/2006/picture">
+                <pic:pic xmlns:pic="http://schemas.openxmlformats.org/drawingml/2006/picture">
+                  <pic:nvPicPr>
+                    <pic:cNvPr id="1999503273" name=""/>
+                    <pic:cNvPicPr/>
+                  </pic:nvPicPr>
+                  <pic:blipFill>
+                    <a:blip r:embed="rId7"/>
+                    <a:stretch>
+                      <a:fillRect/>
+                    </a:stretch>
+                  </pic:blipFill>
+                  <pic:spPr>
+                    <a:xfrm>
+                      <a:off x="0" y="0"/>
+                      <a:ext cx="4515480" cy="447737"/>
+                    </a:xfrm>
+                    <a:prstGeom prst="rect">
+                      <a:avLst/>
+                    </a:prstGeom>
+                  </pic:spPr>
+                </pic:pic>
+              </a:graphicData>
+            </a:graphic>
+          </wp:inline>
+        </w:drawing>
+      </w:r>
+    </w:p>
+    <w:p>
+      <w:r>
+        <w:t>Now React </w:t>
+      </w:r>
+      <w:r>
+        <w:rPr>
+          <w:b/>
+          <w:bCs/>
+        </w:rPr>
+        <w:t>forces</w:t>
+      </w:r>
+      <w:r>
+        <w:t> the input to always show whatever is in </w:t>
+      </w:r>
+      <w:proofErr w:type="spellStart"/>
+      <w:r>
+        <w:t>inputValue</w:t>
+      </w:r>
+      <w:proofErr w:type="spellEnd"/>
+      <w:r>
+        <w:t> state.</w:t>
+      </w:r>
+    </w:p>
+    <w:p>
+      <w:proofErr w:type="spellStart"/>
+      <w:r>
+        <w:t>inputValue</w:t>
+      </w:r>
+      <w:proofErr w:type="spellEnd"/>
+      <w:r>
+        <w:t> starts as '' (empty string). So React </w:t>
+      </w:r>
+      <w:r>
+        <w:rPr>
+          <w:b/>
+          <w:bCs/>
+        </w:rPr>
+        <w:t>locks</w:t>
+      </w:r>
+      <w:r>
+        <w:t> the input to always show '':</w:t>
+      </w:r>
+    </w:p>
+    <w:p>
+      <w:r>
+        <w:drawing>
+          <wp:inline distT="0" distB="0" distL="0" distR="0" wp14:anchorId="4E8D86CB" wp14:editId="21F8BB02">
+            <wp:extent cx="5943600" cy="1803400"/>
+            <wp:effectExtent l="0" t="0" r="0" b="6350"/>
+            <wp:docPr id="297346946" name="Picture 1"/>
+            <wp:cNvGraphicFramePr>
+              <a:graphicFrameLocks xmlns:a="http://schemas.openxmlformats.org/drawingml/2006/main" noChangeAspect="1"/>
+            </wp:cNvGraphicFramePr>
+            <a:graphic xmlns:a="http://schemas.openxmlformats.org/drawingml/2006/main">
+              <a:graphicData uri="http://schemas.openxmlformats.org/drawingml/2006/picture">
+                <pic:pic xmlns:pic="http://schemas.openxmlformats.org/drawingml/2006/picture">
+                  <pic:nvPicPr>
+                    <pic:cNvPr id="297346946" name=""/>
+                    <pic:cNvPicPr/>
+                  </pic:nvPicPr>
+                  <pic:blipFill>
+                    <a:blip r:embed="rId8"/>
+                    <a:stretch>
+                      <a:fillRect/>
+                    </a:stretch>
+                  </pic:blipFill>
+                  <pic:spPr>
+                    <a:xfrm>
+                      <a:off x="0" y="0"/>
+                      <a:ext cx="5943600" cy="1803400"/>
+                    </a:xfrm>
+                    <a:prstGeom prst="rect">
+                      <a:avLst/>
+                    </a:prstGeom>
+                  </pic:spPr>
+                </pic:pic>
+              </a:graphicData>
+            </a:graphic>
+          </wp:inline>
+        </w:drawing>
+      </w:r>
+    </w:p>
+    <w:p>
+      <w:r>
+        <w:lastRenderedPageBreak/>
+        <w:t>This is why typing shows nothing — React is overriding you every millisecond.</w:t>
+      </w:r>
+    </w:p>
+    <w:p/>
+    <w:p>
+      <w:pPr>
+        <w:rPr>
+          <w:b/>
+          <w:bCs/>
+        </w:rPr>
+      </w:pPr>
+      <w:r>
+        <w:rPr>
+          <w:b/>
+          <w:bCs/>
+        </w:rPr>
+        <w:t>With value + </w:t>
+      </w:r>
+      <w:proofErr w:type="spellStart"/>
+      <w:r>
+        <w:rPr>
+          <w:b/>
+          <w:bCs/>
+        </w:rPr>
+        <w:t>onChange</w:t>
+      </w:r>
+      <w:proofErr w:type="spellEnd"/>
+      <w:r>
+        <w:rPr>
+          <w:b/>
+          <w:bCs/>
+        </w:rPr>
+        <w:t> (Complete)</w:t>
+      </w:r>
+    </w:p>
+    <w:p>
+      <w:r>
+        <w:drawing>
+          <wp:inline distT="0" distB="0" distL="0" distR="0" wp14:anchorId="74CA6AB9" wp14:editId="135C5967">
+            <wp:extent cx="5943600" cy="331470"/>
+            <wp:effectExtent l="0" t="0" r="0" b="0"/>
+            <wp:docPr id="805256586" name="Picture 1"/>
+            <wp:cNvGraphicFramePr>
+              <a:graphicFrameLocks xmlns:a="http://schemas.openxmlformats.org/drawingml/2006/main" noChangeAspect="1"/>
+            </wp:cNvGraphicFramePr>
+            <a:graphic xmlns:a="http://schemas.openxmlformats.org/drawingml/2006/main">
+              <a:graphicData uri="http://schemas.openxmlformats.org/drawingml/2006/picture">
+                <pic:pic xmlns:pic="http://schemas.openxmlformats.org/drawingml/2006/picture">
+                  <pic:nvPicPr>
+                    <pic:cNvPr id="805256586" name=""/>
+                    <pic:cNvPicPr/>
+                  </pic:nvPicPr>
+                  <pic:blipFill>
+                    <a:blip r:embed="rId9"/>
+                    <a:stretch>
+                      <a:fillRect/>
+                    </a:stretch>
+                  </pic:blipFill>
+                  <pic:spPr>
+                    <a:xfrm>
+                      <a:off x="0" y="0"/>
+                      <a:ext cx="5943600" cy="331470"/>
+                    </a:xfrm>
+                    <a:prstGeom prst="rect">
+                      <a:avLst/>
+                    </a:prstGeom>
+                  </pic:spPr>
+                </pic:pic>
+              </a:graphicData>
+            </a:graphic>
+          </wp:inline>
+        </w:drawing>
+      </w:r>
+    </w:p>
+    <w:p>
+      <w:r>
+        <w:drawing>
+          <wp:inline distT="0" distB="0" distL="0" distR="0" wp14:anchorId="3245133A" wp14:editId="2250E00E">
+            <wp:extent cx="5943600" cy="1749425"/>
+            <wp:effectExtent l="0" t="0" r="0" b="3175"/>
+            <wp:docPr id="724124572" name="Picture 1"/>
+            <wp:cNvGraphicFramePr>
+              <a:graphicFrameLocks xmlns:a="http://schemas.openxmlformats.org/drawingml/2006/main" noChangeAspect="1"/>
+            </wp:cNvGraphicFramePr>
+            <a:graphic xmlns:a="http://schemas.openxmlformats.org/drawingml/2006/main">
+              <a:graphicData uri="http://schemas.openxmlformats.org/drawingml/2006/picture">
+                <pic:pic xmlns:pic="http://schemas.openxmlformats.org/drawingml/2006/picture">
+                  <pic:nvPicPr>
+                    <pic:cNvPr id="724124572" name=""/>
+                    <pic:cNvPicPr/>
+                  </pic:nvPicPr>
+                  <pic:blipFill>
+                    <a:blip r:embed="rId10"/>
+                    <a:stretch>
+                      <a:fillRect/>
+                    </a:stretch>
+                  </pic:blipFill>
+                  <pic:spPr>
+                    <a:xfrm>
+                      <a:off x="0" y="0"/>
+                      <a:ext cx="5943600" cy="1749425"/>
+                    </a:xfrm>
+                    <a:prstGeom prst="rect">
+                      <a:avLst/>
+                    </a:prstGeom>
+                  </pic:spPr>
+                </pic:pic>
+              </a:graphicData>
+            </a:graphic>
+          </wp:inline>
+        </w:drawing>
+      </w:r>
+    </w:p>
+    <w:p>
+      <w:r>
+        <w:t>They </w:t>
+      </w:r>
+      <w:r>
+        <w:rPr>
+          <w:b/>
+          <w:bCs/>
+        </w:rPr>
+        <w:t>must always go together</w:t>
+      </w:r>
+      <w:r>
+        <w:t>:</w:t>
+      </w:r>
+    </w:p>
+    <w:p>
+      <w:pPr>
+        <w:numPr>
+          <w:ilvl w:val="0"/>
+          <w:numId w:val="1"/>
+        </w:numPr>
+      </w:pPr>
+      <w:r>
+        <w:t>value → React controls what's displayed</w:t>
+      </w:r>
+    </w:p>
+    <w:p>
+      <w:pPr>
+        <w:numPr>
+          <w:ilvl w:val="0"/>
+          <w:numId w:val="1"/>
+        </w:numPr>
+      </w:pPr>
+      <w:proofErr w:type="spellStart"/>
+      <w:r>
+        <w:t>onChange</w:t>
+      </w:r>
+      <w:proofErr w:type="spellEnd"/>
+      <w:r>
+        <w:t> → updates state so display can change</w:t>
+      </w:r>
+    </w:p>
+    <w:p>
+      <w:proofErr w:type="spellStart"/>
+      <w:r>
+        <w:rPr>
+          <w:b/>
+          <w:bCs/>
+        </w:rPr>
+        <w:t>onChange</w:t>
+      </w:r>
+      <w:proofErr w:type="spellEnd"/>
+      <w:r>
+        <w:t xml:space="preserve"> is the Missing Piece</w:t>
+      </w:r>
+    </w:p>
+    <w:p>
+      <w:proofErr w:type="spellStart"/>
+      <w:r>
+        <w:t>onChange</w:t>
+      </w:r>
+      <w:proofErr w:type="spellEnd"/>
+      <w:r>
+        <w:t xml:space="preserve"> fires every keystroke and tells React to update </w:t>
+      </w:r>
+      <w:proofErr w:type="spellStart"/>
+      <w:r>
+        <w:t>inputValue</w:t>
+      </w:r>
+      <w:proofErr w:type="spellEnd"/>
+      <w:r>
+        <w:t>:</w:t>
+      </w:r>
+    </w:p>
+    <w:p/>
+    <w:p>
+      <w:r>
+        <w:drawing>
+          <wp:inline distT="0" distB="0" distL="0" distR="0" wp14:anchorId="4D1B7CBD" wp14:editId="75AC6219">
+            <wp:extent cx="5943600" cy="1765300"/>
+            <wp:effectExtent l="0" t="0" r="0" b="6350"/>
+            <wp:docPr id="847971935" name="Picture 1"/>
+            <wp:cNvGraphicFramePr>
+              <a:graphicFrameLocks xmlns:a="http://schemas.openxmlformats.org/drawingml/2006/main" noChangeAspect="1"/>
+            </wp:cNvGraphicFramePr>
+            <a:graphic xmlns:a="http://schemas.openxmlformats.org/drawingml/2006/main">
+              <a:graphicData uri="http://schemas.openxmlformats.org/drawingml/2006/picture">
+                <pic:pic xmlns:pic="http://schemas.openxmlformats.org/drawingml/2006/picture">
+                  <pic:nvPicPr>
+                    <pic:cNvPr id="847971935" name=""/>
+                    <pic:cNvPicPr/>
+                  </pic:nvPicPr>
+                  <pic:blipFill>
+                    <a:blip r:embed="rId11"/>
+                    <a:stretch>
+                      <a:fillRect/>
+                    </a:stretch>
+                  </pic:blipFill>
+                  <pic:spPr>
+                    <a:xfrm>
+                      <a:off x="0" y="0"/>
+                      <a:ext cx="5943600" cy="1765300"/>
+                    </a:xfrm>
+                    <a:prstGeom prst="rect">
+                      <a:avLst/>
+                    </a:prstGeom>
+                  </pic:spPr>
+                </pic:pic>
+              </a:graphicData>
+            </a:graphic>
+          </wp:inline>
+        </w:drawing>
+      </w:r>
+    </w:p>
+    <w:p>
+      <w:pPr>
+        <w:rPr>
+          <w:b/>
+          <w:bCs/>
+          <w:i/>
+          <w:iCs/>
+        </w:rPr>
+      </w:pPr>
+      <w:r>
+        <w:rPr>
+          <w:b/>
+          <w:bCs/>
+          <w:i/>
+          <w:iCs/>
+        </w:rPr>
+        <w:t xml:space="preserve">value gives React control. </w:t>
+      </w:r>
+      <w:proofErr w:type="spellStart"/>
+      <w:r>
+        <w:rPr>
+          <w:b/>
+          <w:bCs/>
+          <w:i/>
+          <w:iCs/>
+        </w:rPr>
+        <w:t>onChange</w:t>
+      </w:r>
+      <w:proofErr w:type="spellEnd"/>
+      <w:r>
+        <w:rPr>
+          <w:b/>
+          <w:bCs/>
+          <w:i/>
+          <w:iCs/>
+        </w:rPr>
+        <w:t xml:space="preserve"> gives React permission to update. You need both.</w:t>
+      </w:r>
+      <w:r>
+        <w:rPr>
+          <w:b/>
+          <w:bCs/>
+          <w:i/>
+          <w:iCs/>
+        </w:rPr>
+        <w:br w:type="page"/>
+      </w:r>
+    </w:p>
+    <w:p>
+      <w:r>
+        <w:lastRenderedPageBreak/>
+        <w:t>Form</w:t>
+      </w:r>
+    </w:p>
+    <w:p>
+      <w:r>
+        <w:t>The page is </w:t>
+      </w:r>
+      <w:r>
+        <w:rPr>
+          <w:b/>
+          <w:bCs/>
+        </w:rPr>
+        <w:t>refreshing</w:t>
+      </w:r>
+      <w:r>
+        <w:t> — that's why the text disappears instantly. You're missing </w:t>
+      </w:r>
+      <w:proofErr w:type="spellStart"/>
+      <w:r>
+        <w:t>e.preventDefault</w:t>
+      </w:r>
+      <w:proofErr w:type="spellEnd"/>
+      <w:r>
+        <w:t>().</w:t>
+      </w:r>
+    </w:p>
+    <w:p>
+      <w:pPr>
+        <w:rPr>
+          <w:b/>
+          <w:bCs/>
+        </w:rPr>
+      </w:pPr>
+      <w:r>
+        <w:rPr>
+          <w:b/>
+          <w:bCs/>
+        </w:rPr>
+        <w:t>Why It Happens</w:t>
+      </w:r>
+    </w:p>
+    <w:p>
+      <w:r>
+        <w:t>When you use &lt;form&gt;, pressing Enter or clicking Submit triggers the </w:t>
+      </w:r>
+      <w:r>
+        <w:rPr>
+          <w:b/>
+          <w:bCs/>
+        </w:rPr>
+        <w:t xml:space="preserve">default browser </w:t>
+      </w:r>
+      <w:proofErr w:type="spellStart"/>
+      <w:r>
+        <w:rPr>
+          <w:b/>
+          <w:bCs/>
+        </w:rPr>
+        <w:t>behaviour</w:t>
+      </w:r>
+      <w:proofErr w:type="spellEnd"/>
+      <w:r>
+        <w:t> — it reloads the entire page. Your state gets wiped because the page starts fresh.​</w:t>
+      </w:r>
+    </w:p>
+    <w:p>
+      <w:r>
+        <w:t xml:space="preserve">Page refresh on submit is a &lt;form&gt; tag </w:t>
+      </w:r>
+      <w:proofErr w:type="spellStart"/>
+      <w:r>
+        <w:t>behaviour</w:t>
+      </w:r>
+      <w:proofErr w:type="spellEnd"/>
+      <w:r>
+        <w:t xml:space="preserve"> only.</w:t>
+      </w:r>
+    </w:p>
+    <w:p>
+      <w:pPr>
+        <w:rPr>
+          <w:b/>
+          <w:bCs/>
+        </w:rPr>
+      </w:pPr>
+      <w:r>
+        <w:rPr>
+          <w:b/>
+          <w:bCs/>
+        </w:rPr>
+        <w:t>Why</w:t>
+      </w:r>
+    </w:p>
+    <w:p>
+      <w:r>
+        <w:t>&lt;form&gt; is an </w:t>
+      </w:r>
+      <w:r>
+        <w:rPr>
+          <w:b/>
+          <w:bCs/>
+        </w:rPr>
+        <w:t>HTML element</w:t>
+      </w:r>
+      <w:r>
+        <w:t xml:space="preserve"> — it has a built-in default </w:t>
+      </w:r>
+      <w:proofErr w:type="spellStart"/>
+      <w:r>
+        <w:t>behaviour</w:t>
+      </w:r>
+      <w:proofErr w:type="spellEnd"/>
+      <w:r>
+        <w:t xml:space="preserve"> of submitting to a server and refreshing the page. This exists since the early days of HTML, long before React existed.</w:t>
+      </w:r>
+    </w:p>
+    <w:p/>
+    <w:p/>
+    <w:p>
+      <w:r>
+        <w:t>Controlled and uncontrolled Input</w:t>
+      </w:r>
+    </w:p>
     <w:p>
       <w:r>
         <w:t>React virtual dom</w:t>
@@ -58,6 +798,163 @@
     </w:sectPr>
   </w:body>
 </w:document>
+</file>
+
+<file path=word/numbering.xml><?xml version="1.0" encoding="utf-8"?>
+<w:numbering xmlns:wpc="http://schemas.microsoft.com/office/word/2010/wordprocessingCanvas" xmlns:cx="http://schemas.microsoft.com/office/drawing/2014/chartex" xmlns:cx1="http://schemas.microsoft.com/office/drawing/2015/9/8/chartex" xmlns:cx2="http://schemas.microsoft.com/office/drawing/2015/10/21/chartex" xmlns:cx3="http://schemas.microsoft.com/office/drawing/2016/5/9/chartex" xmlns:cx4="http://schemas.microsoft.com/office/drawing/2016/5/10/chartex" xmlns:cx5="http://schemas.microsoft.com/office/drawing/2016/5/11/chartex" xmlns:cx6="http://schemas.microsoft.com/office/drawing/2016/5/12/chartex" xmlns:cx7="http://schemas.microsoft.com/office/drawing/2016/5/13/chartex" xmlns:cx8="http://schemas.microsoft.com/office/drawing/2016/5/14/chartex" xmlns:mc="http://schemas.openxmlformats.org/markup-compatibility/2006" xmlns:aink="http://schemas.microsoft.com/office/drawing/2016/ink" xmlns:am3d="http://schemas.microsoft.com/office/drawing/2017/model3d" xmlns:o="urn:schemas-microsoft-com:office:office" xmlns:oel="http://schemas.microsoft.com/office/2019/extlst" xmlns:r="http://schemas.openxmlformats.org/officeDocument/2006/relationships" xmlns:m="http://schemas.openxmlformats.org/officeDocument/2006/math" xmlns:v="urn:schemas-microsoft-com:vml" xmlns:wp14="http://schemas.microsoft.com/office/word/2010/wordprocessingDrawing" xmlns:wp="http://schemas.openxmlformats.org/drawingml/2006/wordprocessingDrawing" xmlns:w10="urn:schemas-microsoft-com:office:word" xmlns:w="http://schemas.openxmlformats.org/wordprocessingml/2006/main" xmlns:w14="http://schemas.microsoft.com/office/word/2010/wordml" xmlns:w15="http://schemas.microsoft.com/office/word/2012/wordml" xmlns:w16cex="http://schemas.microsoft.com/office/word/2018/wordml/cex" xmlns:w16cid="http://schemas.microsoft.com/office/word/2016/wordml/cid" xmlns:w16="http://schemas.microsoft.com/office/word/2018/wordml" xmlns:w16du="http://schemas.microsoft.com/office/word/2023/wordml/word16du" xmlns:w16sdtdh="http://schemas.microsoft.com/office/word/2020/wordml/sdtdatahash" xmlns:w16sdtfl="http://schemas.microsoft.com/office/word/2024/wordml/sdtformatlock" xmlns:w16se="http://schemas.microsoft.com/office/word/2015/wordml/symex" xmlns:wpg="http://schemas.microsoft.com/office/word/2010/wordprocessingGroup" xmlns:wpi="http://schemas.microsoft.com/office/word/2010/wordprocessingInk" xmlns:wne="http://schemas.microsoft.com/office/word/2006/wordml" xmlns:wps="http://schemas.microsoft.com/office/word/2010/wordprocessingShape" mc:Ignorable="w14 w15 w16se w16cid w16 w16cex w16sdtdh w16sdtfl w16du wp14">
+  <w:abstractNum w:abstractNumId="0" w15:restartNumberingAfterBreak="0">
+    <w:nsid w:val="09FF2117"/>
+    <w:multiLevelType w:val="multilevel"/>
+    <w:tmpl w:val="5FD6EF40"/>
+    <w:lvl w:ilvl="0">
+      <w:start w:val="1"/>
+      <w:numFmt w:val="bullet"/>
+      <w:lvlText w:val=""/>
+      <w:lvlJc w:val="left"/>
+      <w:pPr>
+        <w:tabs>
+          <w:tab w:val="num" w:pos="720"/>
+        </w:tabs>
+        <w:ind w:left="720" w:hanging="360"/>
+      </w:pPr>
+      <w:rPr>
+        <w:rFonts w:ascii="Symbol" w:hAnsi="Symbol" w:hint="default"/>
+        <w:sz w:val="20"/>
+      </w:rPr>
+    </w:lvl>
+    <w:lvl w:ilvl="1" w:tentative="1">
+      <w:start w:val="1"/>
+      <w:numFmt w:val="bullet"/>
+      <w:lvlText w:val=""/>
+      <w:lvlJc w:val="left"/>
+      <w:pPr>
+        <w:tabs>
+          <w:tab w:val="num" w:pos="1440"/>
+        </w:tabs>
+        <w:ind w:left="1440" w:hanging="360"/>
+      </w:pPr>
+      <w:rPr>
+        <w:rFonts w:ascii="Symbol" w:hAnsi="Symbol" w:hint="default"/>
+        <w:sz w:val="20"/>
+      </w:rPr>
+    </w:lvl>
+    <w:lvl w:ilvl="2" w:tentative="1">
+      <w:start w:val="1"/>
+      <w:numFmt w:val="bullet"/>
+      <w:lvlText w:val=""/>
+      <w:lvlJc w:val="left"/>
+      <w:pPr>
+        <w:tabs>
+          <w:tab w:val="num" w:pos="2160"/>
+        </w:tabs>
+        <w:ind w:left="2160" w:hanging="360"/>
+      </w:pPr>
+      <w:rPr>
+        <w:rFonts w:ascii="Symbol" w:hAnsi="Symbol" w:hint="default"/>
+        <w:sz w:val="20"/>
+      </w:rPr>
+    </w:lvl>
+    <w:lvl w:ilvl="3" w:tentative="1">
+      <w:start w:val="1"/>
+      <w:numFmt w:val="bullet"/>
+      <w:lvlText w:val=""/>
+      <w:lvlJc w:val="left"/>
+      <w:pPr>
+        <w:tabs>
+          <w:tab w:val="num" w:pos="2880"/>
+        </w:tabs>
+        <w:ind w:left="2880" w:hanging="360"/>
+      </w:pPr>
+      <w:rPr>
+        <w:rFonts w:ascii="Symbol" w:hAnsi="Symbol" w:hint="default"/>
+        <w:sz w:val="20"/>
+      </w:rPr>
+    </w:lvl>
+    <w:lvl w:ilvl="4" w:tentative="1">
+      <w:start w:val="1"/>
+      <w:numFmt w:val="bullet"/>
+      <w:lvlText w:val=""/>
+      <w:lvlJc w:val="left"/>
+      <w:pPr>
+        <w:tabs>
+          <w:tab w:val="num" w:pos="3600"/>
+        </w:tabs>
+        <w:ind w:left="3600" w:hanging="360"/>
+      </w:pPr>
+      <w:rPr>
+        <w:rFonts w:ascii="Symbol" w:hAnsi="Symbol" w:hint="default"/>
+        <w:sz w:val="20"/>
+      </w:rPr>
+    </w:lvl>
+    <w:lvl w:ilvl="5" w:tentative="1">
+      <w:start w:val="1"/>
+      <w:numFmt w:val="bullet"/>
+      <w:lvlText w:val=""/>
+      <w:lvlJc w:val="left"/>
+      <w:pPr>
+        <w:tabs>
+          <w:tab w:val="num" w:pos="4320"/>
+        </w:tabs>
+        <w:ind w:left="4320" w:hanging="360"/>
+      </w:pPr>
+      <w:rPr>
+        <w:rFonts w:ascii="Symbol" w:hAnsi="Symbol" w:hint="default"/>
+        <w:sz w:val="20"/>
+      </w:rPr>
+    </w:lvl>
+    <w:lvl w:ilvl="6" w:tentative="1">
+      <w:start w:val="1"/>
+      <w:numFmt w:val="bullet"/>
+      <w:lvlText w:val=""/>
+      <w:lvlJc w:val="left"/>
+      <w:pPr>
+        <w:tabs>
+          <w:tab w:val="num" w:pos="5040"/>
+        </w:tabs>
+        <w:ind w:left="5040" w:hanging="360"/>
+      </w:pPr>
+      <w:rPr>
+        <w:rFonts w:ascii="Symbol" w:hAnsi="Symbol" w:hint="default"/>
+        <w:sz w:val="20"/>
+      </w:rPr>
+    </w:lvl>
+    <w:lvl w:ilvl="7" w:tentative="1">
+      <w:start w:val="1"/>
+      <w:numFmt w:val="bullet"/>
+      <w:lvlText w:val=""/>
+      <w:lvlJc w:val="left"/>
+      <w:pPr>
+        <w:tabs>
+          <w:tab w:val="num" w:pos="5760"/>
+        </w:tabs>
+        <w:ind w:left="5760" w:hanging="360"/>
+      </w:pPr>
+      <w:rPr>
+        <w:rFonts w:ascii="Symbol" w:hAnsi="Symbol" w:hint="default"/>
+        <w:sz w:val="20"/>
+      </w:rPr>
+    </w:lvl>
+    <w:lvl w:ilvl="8" w:tentative="1">
+      <w:start w:val="1"/>
+      <w:numFmt w:val="bullet"/>
+      <w:lvlText w:val=""/>
+      <w:lvlJc w:val="left"/>
+      <w:pPr>
+        <w:tabs>
+          <w:tab w:val="num" w:pos="6480"/>
+        </w:tabs>
+        <w:ind w:left="6480" w:hanging="360"/>
+      </w:pPr>
+      <w:rPr>
+        <w:rFonts w:ascii="Symbol" w:hAnsi="Symbol" w:hint="default"/>
+        <w:sz w:val="20"/>
+      </w:rPr>
+    </w:lvl>
+  </w:abstractNum>
+  <w:num w:numId="1" w16cid:durableId="2027749892">
+    <w:abstractNumId w:val="0"/>
+  </w:num>
+</w:numbering>
 </file>
 
 <file path=word/styles.xml><?xml version="1.0" encoding="utf-8"?>
@@ -663,7 +1560,6 @@
   <w:style w:type="character" w:default="1" w:styleId="DefaultParagraphFont">
     <w:name w:val="Default Paragraph Font"/>
     <w:uiPriority w:val="1"/>
-    <w:semiHidden/>
     <w:unhideWhenUsed/>
   </w:style>
   <w:style w:type="table" w:default="1" w:styleId="TableNormal">
@@ -975,6 +1871,29 @@
       <w:smallCaps/>
       <w:color w:val="2F5496" w:themeColor="accent1" w:themeShade="BF"/>
       <w:spacing w:val="5"/>
+    </w:rPr>
+  </w:style>
+  <w:style w:type="character" w:styleId="Hyperlink">
+    <w:name w:val="Hyperlink"/>
+    <w:basedOn w:val="DefaultParagraphFont"/>
+    <w:uiPriority w:val="99"/>
+    <w:unhideWhenUsed/>
+    <w:rsid w:val="00446BED"/>
+    <w:rPr>
+      <w:color w:val="0563C1" w:themeColor="hyperlink"/>
+      <w:u w:val="single"/>
+    </w:rPr>
+  </w:style>
+  <w:style w:type="character" w:styleId="UnresolvedMention">
+    <w:name w:val="Unresolved Mention"/>
+    <w:basedOn w:val="DefaultParagraphFont"/>
+    <w:uiPriority w:val="99"/>
+    <w:semiHidden/>
+    <w:unhideWhenUsed/>
+    <w:rsid w:val="00446BED"/>
+    <w:rPr>
+      <w:color w:val="605E5C"/>
+      <w:shd w:val="clear" w:color="auto" w:fill="E1DFDD"/>
     </w:rPr>
   </w:style>
 </w:styles>

--- a/Notes/Notes.docx
+++ b/Notes/Notes.docx
@@ -66,7 +66,6 @@
       <w:r>
         <w:t> and </w:t>
       </w:r>
-      <w:proofErr w:type="spellStart"/>
       <w:r>
         <w:rPr>
           <w:b/>
@@ -74,7 +73,6 @@
         </w:rPr>
         <w:t>onChange</w:t>
       </w:r>
-      <w:proofErr w:type="spellEnd"/>
       <w:r>
         <w:t> (Uncontrolled)</w:t>
       </w:r>
@@ -150,23 +148,7 @@
           <w:b/>
           <w:bCs/>
         </w:rPr>
-        <w:t>What Happens When You Add value={</w:t>
-      </w:r>
-      <w:proofErr w:type="spellStart"/>
-      <w:r>
-        <w:rPr>
-          <w:b/>
-          <w:bCs/>
-        </w:rPr>
-        <w:t>inputValue</w:t>
-      </w:r>
-      <w:proofErr w:type="spellEnd"/>
-      <w:r>
-        <w:rPr>
-          <w:b/>
-          <w:bCs/>
-        </w:rPr>
-        <w:t>}</w:t>
+        <w:t>What Happens When You Add value={inputValue}</w:t>
       </w:r>
     </w:p>
     <w:p>
@@ -180,23 +162,7 @@
           <w:b/>
           <w:bCs/>
         </w:rPr>
-        <w:t>"You own this input. Always show whatever </w:t>
-      </w:r>
-      <w:proofErr w:type="spellStart"/>
-      <w:r>
-        <w:rPr>
-          <w:b/>
-          <w:bCs/>
-        </w:rPr>
-        <w:t>inputValue</w:t>
-      </w:r>
-      <w:proofErr w:type="spellEnd"/>
-      <w:r>
-        <w:rPr>
-          <w:b/>
-          <w:bCs/>
-        </w:rPr>
-        <w:t> contains."</w:t>
+        <w:t>"You own this input. Always show whatever inputValue contains."</w:t>
       </w:r>
     </w:p>
     <w:p/>
@@ -268,25 +234,12 @@
         <w:t>forces</w:t>
       </w:r>
       <w:r>
-        <w:t> the input to always show whatever is in </w:t>
-      </w:r>
-      <w:proofErr w:type="spellStart"/>
-      <w:r>
-        <w:t>inputValue</w:t>
-      </w:r>
-      <w:proofErr w:type="spellEnd"/>
-      <w:r>
-        <w:t> state.</w:t>
-      </w:r>
-    </w:p>
-    <w:p>
-      <w:proofErr w:type="spellStart"/>
-      <w:r>
-        <w:t>inputValue</w:t>
-      </w:r>
-      <w:proofErr w:type="spellEnd"/>
-      <w:r>
-        <w:t> starts as '' (empty string). So React </w:t>
+        <w:t> the input to always show whatever is in inputValue state.</w:t>
+      </w:r>
+    </w:p>
+    <w:p>
+      <w:r>
+        <w:t>inputValue starts as '' (empty string). So React </w:t>
       </w:r>
       <w:r>
         <w:rPr>
@@ -357,23 +310,7 @@
           <w:b/>
           <w:bCs/>
         </w:rPr>
-        <w:t>With value + </w:t>
-      </w:r>
-      <w:proofErr w:type="spellStart"/>
-      <w:r>
-        <w:rPr>
-          <w:b/>
-          <w:bCs/>
-        </w:rPr>
-        <w:t>onChange</w:t>
-      </w:r>
-      <w:proofErr w:type="spellEnd"/>
-      <w:r>
-        <w:rPr>
-          <w:b/>
-          <w:bCs/>
-        </w:rPr>
-        <w:t> (Complete)</w:t>
+        <w:t>With value + onChange (Complete)</w:t>
       </w:r>
     </w:p>
     <w:p>
@@ -487,45 +424,25 @@
           <w:numId w:val="1"/>
         </w:numPr>
       </w:pPr>
-      <w:proofErr w:type="spellStart"/>
-      <w:r>
+      <w:r>
+        <w:t>onChange → updates state so display can change</w:t>
+      </w:r>
+    </w:p>
+    <w:p>
+      <w:r>
+        <w:rPr>
+          <w:b/>
+          <w:bCs/>
+        </w:rPr>
         <w:t>onChange</w:t>
       </w:r>
-      <w:proofErr w:type="spellEnd"/>
-      <w:r>
-        <w:t> → updates state so display can change</w:t>
-      </w:r>
-    </w:p>
-    <w:p>
-      <w:proofErr w:type="spellStart"/>
-      <w:r>
-        <w:rPr>
-          <w:b/>
-          <w:bCs/>
-        </w:rPr>
-        <w:t>onChange</w:t>
-      </w:r>
-      <w:proofErr w:type="spellEnd"/>
       <w:r>
         <w:t xml:space="preserve"> is the Missing Piece</w:t>
       </w:r>
     </w:p>
     <w:p>
-      <w:proofErr w:type="spellStart"/>
-      <w:r>
-        <w:t>onChange</w:t>
-      </w:r>
-      <w:proofErr w:type="spellEnd"/>
-      <w:r>
-        <w:t xml:space="preserve"> fires every keystroke and tells React to update </w:t>
-      </w:r>
-      <w:proofErr w:type="spellStart"/>
-      <w:r>
-        <w:t>inputValue</w:t>
-      </w:r>
-      <w:proofErr w:type="spellEnd"/>
-      <w:r>
-        <w:t>:</w:t>
+      <w:r>
+        <w:t>onChange fires every keystroke and tells React to update inputValue:</w:t>
       </w:r>
     </w:p>
     <w:p/>
@@ -584,9 +501,8 @@
           <w:i/>
           <w:iCs/>
         </w:rPr>
-        <w:t xml:space="preserve">value gives React control. </w:t>
-      </w:r>
-      <w:proofErr w:type="spellStart"/>
+        <w:t>value gives React control. onChange gives React permission to update. You need both.</w:t>
+      </w:r>
       <w:r>
         <w:rPr>
           <w:b/>
@@ -594,25 +510,6 @@
           <w:i/>
           <w:iCs/>
         </w:rPr>
-        <w:t>onChange</w:t>
-      </w:r>
-      <w:proofErr w:type="spellEnd"/>
-      <w:r>
-        <w:rPr>
-          <w:b/>
-          <w:bCs/>
-          <w:i/>
-          <w:iCs/>
-        </w:rPr>
-        <w:t xml:space="preserve"> gives React permission to update. You need both.</w:t>
-      </w:r>
-      <w:r>
-        <w:rPr>
-          <w:b/>
-          <w:bCs/>
-          <w:i/>
-          <w:iCs/>
-        </w:rPr>
         <w:br w:type="page"/>
       </w:r>
     </w:p>
@@ -634,15 +531,7 @@
         <w:t>refreshing</w:t>
       </w:r>
       <w:r>
-        <w:t> — that's why the text disappears instantly. You're missing </w:t>
-      </w:r>
-      <w:proofErr w:type="spellStart"/>
-      <w:r>
-        <w:t>e.preventDefault</w:t>
-      </w:r>
-      <w:proofErr w:type="spellEnd"/>
-      <w:r>
-        <w:t>().</w:t>
+        <w:t> — that's why the text disappears instantly. You're missing e.preventDefault().</w:t>
       </w:r>
     </w:p>
     <w:p>
@@ -669,32 +558,15 @@
           <w:b/>
           <w:bCs/>
         </w:rPr>
-        <w:t xml:space="preserve">default browser </w:t>
-      </w:r>
-      <w:proofErr w:type="spellStart"/>
-      <w:r>
-        <w:rPr>
-          <w:b/>
-          <w:bCs/>
-        </w:rPr>
-        <w:t>behaviour</w:t>
-      </w:r>
-      <w:proofErr w:type="spellEnd"/>
+        <w:t>default browser behaviour</w:t>
+      </w:r>
       <w:r>
         <w:t> — it reloads the entire page. Your state gets wiped because the page starts fresh.​</w:t>
       </w:r>
     </w:p>
     <w:p>
       <w:r>
-        <w:t xml:space="preserve">Page refresh on submit is a &lt;form&gt; tag </w:t>
-      </w:r>
-      <w:proofErr w:type="spellStart"/>
-      <w:r>
-        <w:t>behaviour</w:t>
-      </w:r>
-      <w:proofErr w:type="spellEnd"/>
-      <w:r>
-        <w:t xml:space="preserve"> only.</w:t>
+        <w:t>Page refresh on submit is a &lt;form&gt; tag behaviour only.</w:t>
       </w:r>
     </w:p>
     <w:p>
@@ -724,19 +596,122 @@
         <w:t>HTML element</w:t>
       </w:r>
       <w:r>
-        <w:t xml:space="preserve"> — it has a built-in default </w:t>
-      </w:r>
-      <w:proofErr w:type="spellStart"/>
-      <w:r>
-        <w:t>behaviour</w:t>
-      </w:r>
-      <w:proofErr w:type="spellEnd"/>
-      <w:r>
-        <w:t xml:space="preserve"> of submitting to a server and refreshing the page. This exists since the early days of HTML, long before React existed.</w:t>
+        <w:t> — it has a built-in default behaviour of submitting to a server and refreshing the page. This exists since the early days of HTML, long before React existed.</w:t>
+      </w:r>
+    </w:p>
+    <w:p>
+      <w:pPr>
+        <w:rPr>
+          <w:b/>
+          <w:bCs/>
+        </w:rPr>
+      </w:pPr>
+      <w:r>
+        <w:rPr>
+          <w:b/>
+          <w:bCs/>
+        </w:rPr>
+        <w:t>How &lt;form&gt; Submit Works</w:t>
+      </w:r>
+    </w:p>
+    <w:p>
+      <w:r>
+        <w:t>When you have type="submit" button </w:t>
+      </w:r>
+      <w:r>
+        <w:rPr>
+          <w:b/>
+          <w:bCs/>
+        </w:rPr>
+        <w:t>inside</w:t>
+      </w:r>
+      <w:r>
+        <w:t> a &lt;form&gt;, clicking it automatically triggers the form's onSubmit — no onClick needed on the button:</w:t>
+      </w:r>
+    </w:p>
+    <w:p>
+      <w:r>
+        <w:drawing>
+          <wp:inline distT="0" distB="0" distL="0" distR="0" wp14:anchorId="4F4D0285" wp14:editId="3456748A">
+            <wp:extent cx="5943600" cy="1723390"/>
+            <wp:effectExtent l="0" t="0" r="0" b="0"/>
+            <wp:docPr id="1284296716" name="Picture 1"/>
+            <wp:cNvGraphicFramePr>
+              <a:graphicFrameLocks xmlns:a="http://schemas.openxmlformats.org/drawingml/2006/main" noChangeAspect="1"/>
+            </wp:cNvGraphicFramePr>
+            <a:graphic xmlns:a="http://schemas.openxmlformats.org/drawingml/2006/main">
+              <a:graphicData uri="http://schemas.openxmlformats.org/drawingml/2006/picture">
+                <pic:pic xmlns:pic="http://schemas.openxmlformats.org/drawingml/2006/picture">
+                  <pic:nvPicPr>
+                    <pic:cNvPr id="1284296716" name=""/>
+                    <pic:cNvPicPr/>
+                  </pic:nvPicPr>
+                  <pic:blipFill>
+                    <a:blip r:embed="rId12"/>
+                    <a:stretch>
+                      <a:fillRect/>
+                    </a:stretch>
+                  </pic:blipFill>
+                  <pic:spPr>
+                    <a:xfrm>
+                      <a:off x="0" y="0"/>
+                      <a:ext cx="5943600" cy="1723390"/>
+                    </a:xfrm>
+                    <a:prstGeom prst="rect">
+                      <a:avLst/>
+                    </a:prstGeom>
+                  </pic:spPr>
+                </pic:pic>
+              </a:graphicData>
+            </a:graphic>
+          </wp:inline>
+        </w:drawing>
+      </w:r>
+    </w:p>
+    <w:p/>
+    <w:p>
+      <w:r>
+        <w:drawing>
+          <wp:inline distT="0" distB="0" distL="0" distR="0" wp14:anchorId="2F294F80" wp14:editId="5CDAE7BE">
+            <wp:extent cx="5943600" cy="2283460"/>
+            <wp:effectExtent l="0" t="0" r="0" b="2540"/>
+            <wp:docPr id="1277706596" name="Picture 1"/>
+            <wp:cNvGraphicFramePr>
+              <a:graphicFrameLocks xmlns:a="http://schemas.openxmlformats.org/drawingml/2006/main" noChangeAspect="1"/>
+            </wp:cNvGraphicFramePr>
+            <a:graphic xmlns:a="http://schemas.openxmlformats.org/drawingml/2006/main">
+              <a:graphicData uri="http://schemas.openxmlformats.org/drawingml/2006/picture">
+                <pic:pic xmlns:pic="http://schemas.openxmlformats.org/drawingml/2006/picture">
+                  <pic:nvPicPr>
+                    <pic:cNvPr id="1277706596" name=""/>
+                    <pic:cNvPicPr/>
+                  </pic:nvPicPr>
+                  <pic:blipFill>
+                    <a:blip r:embed="rId13"/>
+                    <a:stretch>
+                      <a:fillRect/>
+                    </a:stretch>
+                  </pic:blipFill>
+                  <pic:spPr>
+                    <a:xfrm>
+                      <a:off x="0" y="0"/>
+                      <a:ext cx="5943600" cy="2283460"/>
+                    </a:xfrm>
+                    <a:prstGeom prst="rect">
+                      <a:avLst/>
+                    </a:prstGeom>
+                  </pic:spPr>
+                </pic:pic>
+              </a:graphicData>
+            </a:graphic>
+          </wp:inline>
+        </w:drawing>
       </w:r>
     </w:p>
     <w:p/>
     <w:p/>
+    <w:p/>
+    <w:p/>
     <w:p>
       <w:r>
         <w:t>Controlled and uncontrolled Input</w:t>
@@ -762,11 +737,9 @@
       </w:r>
     </w:p>
     <w:p>
-      <w:proofErr w:type="spellStart"/>
       <w:r>
         <w:t>Reconcilliation</w:t>
       </w:r>
-      <w:proofErr w:type="spellEnd"/>
       <w:r>
         <w:t>.</w:t>
       </w:r>

--- a/Notes/Notes.docx
+++ b/Notes/Notes.docx
@@ -66,6 +66,7 @@
       <w:r>
         <w:t> and </w:t>
       </w:r>
+      <w:proofErr w:type="spellStart"/>
       <w:r>
         <w:rPr>
           <w:b/>
@@ -73,6 +74,7 @@
         </w:rPr>
         <w:t>onChange</w:t>
       </w:r>
+      <w:proofErr w:type="spellEnd"/>
       <w:r>
         <w:t> (Uncontrolled)</w:t>
       </w:r>
@@ -148,7 +150,23 @@
           <w:b/>
           <w:bCs/>
         </w:rPr>
-        <w:t>What Happens When You Add value={inputValue}</w:t>
+        <w:t>What Happens When You Add value={</w:t>
+      </w:r>
+      <w:proofErr w:type="spellStart"/>
+      <w:r>
+        <w:rPr>
+          <w:b/>
+          <w:bCs/>
+        </w:rPr>
+        <w:t>inputValue</w:t>
+      </w:r>
+      <w:proofErr w:type="spellEnd"/>
+      <w:r>
+        <w:rPr>
+          <w:b/>
+          <w:bCs/>
+        </w:rPr>
+        <w:t>}</w:t>
       </w:r>
     </w:p>
     <w:p>
@@ -162,7 +180,23 @@
           <w:b/>
           <w:bCs/>
         </w:rPr>
-        <w:t>"You own this input. Always show whatever inputValue contains."</w:t>
+        <w:t>"You own this input. Always show whatever </w:t>
+      </w:r>
+      <w:proofErr w:type="spellStart"/>
+      <w:r>
+        <w:rPr>
+          <w:b/>
+          <w:bCs/>
+        </w:rPr>
+        <w:t>inputValue</w:t>
+      </w:r>
+      <w:proofErr w:type="spellEnd"/>
+      <w:r>
+        <w:rPr>
+          <w:b/>
+          <w:bCs/>
+        </w:rPr>
+        <w:t> contains."</w:t>
       </w:r>
     </w:p>
     <w:p/>
@@ -234,12 +268,25 @@
         <w:t>forces</w:t>
       </w:r>
       <w:r>
-        <w:t> the input to always show whatever is in inputValue state.</w:t>
-      </w:r>
-    </w:p>
-    <w:p>
-      <w:r>
-        <w:t>inputValue starts as '' (empty string). So React </w:t>
+        <w:t> the input to always show whatever is in </w:t>
+      </w:r>
+      <w:proofErr w:type="spellStart"/>
+      <w:r>
+        <w:t>inputValue</w:t>
+      </w:r>
+      <w:proofErr w:type="spellEnd"/>
+      <w:r>
+        <w:t> state.</w:t>
+      </w:r>
+    </w:p>
+    <w:p>
+      <w:proofErr w:type="spellStart"/>
+      <w:r>
+        <w:t>inputValue</w:t>
+      </w:r>
+      <w:proofErr w:type="spellEnd"/>
+      <w:r>
+        <w:t> starts as '' (empty string). So React </w:t>
       </w:r>
       <w:r>
         <w:rPr>
@@ -310,7 +357,23 @@
           <w:b/>
           <w:bCs/>
         </w:rPr>
-        <w:t>With value + onChange (Complete)</w:t>
+        <w:t>With value + </w:t>
+      </w:r>
+      <w:proofErr w:type="spellStart"/>
+      <w:r>
+        <w:rPr>
+          <w:b/>
+          <w:bCs/>
+        </w:rPr>
+        <w:t>onChange</w:t>
+      </w:r>
+      <w:proofErr w:type="spellEnd"/>
+      <w:r>
+        <w:rPr>
+          <w:b/>
+          <w:bCs/>
+        </w:rPr>
+        <w:t> (Complete)</w:t>
       </w:r>
     </w:p>
     <w:p>
@@ -424,25 +487,45 @@
           <w:numId w:val="1"/>
         </w:numPr>
       </w:pPr>
-      <w:r>
-        <w:t>onChange → updates state so display can change</w:t>
-      </w:r>
-    </w:p>
-    <w:p>
-      <w:r>
-        <w:rPr>
-          <w:b/>
-          <w:bCs/>
-        </w:rPr>
+      <w:proofErr w:type="spellStart"/>
+      <w:r>
         <w:t>onChange</w:t>
       </w:r>
+      <w:proofErr w:type="spellEnd"/>
+      <w:r>
+        <w:t> → updates state so display can change</w:t>
+      </w:r>
+    </w:p>
+    <w:p>
+      <w:proofErr w:type="spellStart"/>
+      <w:r>
+        <w:rPr>
+          <w:b/>
+          <w:bCs/>
+        </w:rPr>
+        <w:t>onChange</w:t>
+      </w:r>
+      <w:proofErr w:type="spellEnd"/>
       <w:r>
         <w:t xml:space="preserve"> is the Missing Piece</w:t>
       </w:r>
     </w:p>
     <w:p>
-      <w:r>
-        <w:t>onChange fires every keystroke and tells React to update inputValue:</w:t>
+      <w:proofErr w:type="spellStart"/>
+      <w:r>
+        <w:t>onChange</w:t>
+      </w:r>
+      <w:proofErr w:type="spellEnd"/>
+      <w:r>
+        <w:t xml:space="preserve"> fires every keystroke and tells React to update </w:t>
+      </w:r>
+      <w:proofErr w:type="spellStart"/>
+      <w:r>
+        <w:t>inputValue</w:t>
+      </w:r>
+      <w:proofErr w:type="spellEnd"/>
+      <w:r>
+        <w:t>:</w:t>
       </w:r>
     </w:p>
     <w:p/>
@@ -501,8 +584,9 @@
           <w:i/>
           <w:iCs/>
         </w:rPr>
-        <w:t>value gives React control. onChange gives React permission to update. You need both.</w:t>
-      </w:r>
+        <w:t xml:space="preserve">value gives React control. </w:t>
+      </w:r>
+      <w:proofErr w:type="spellStart"/>
       <w:r>
         <w:rPr>
           <w:b/>
@@ -510,6 +594,25 @@
           <w:i/>
           <w:iCs/>
         </w:rPr>
+        <w:t>onChange</w:t>
+      </w:r>
+      <w:proofErr w:type="spellEnd"/>
+      <w:r>
+        <w:rPr>
+          <w:b/>
+          <w:bCs/>
+          <w:i/>
+          <w:iCs/>
+        </w:rPr>
+        <w:t xml:space="preserve"> gives React permission to update. You need both.</w:t>
+      </w:r>
+      <w:r>
+        <w:rPr>
+          <w:b/>
+          <w:bCs/>
+          <w:i/>
+          <w:iCs/>
+        </w:rPr>
         <w:br w:type="page"/>
       </w:r>
     </w:p>
@@ -531,7 +634,15 @@
         <w:t>refreshing</w:t>
       </w:r>
       <w:r>
-        <w:t> — that's why the text disappears instantly. You're missing e.preventDefault().</w:t>
+        <w:t> — that's why the text disappears instantly. You're missing </w:t>
+      </w:r>
+      <w:proofErr w:type="spellStart"/>
+      <w:r>
+        <w:t>e.preventDefault</w:t>
+      </w:r>
+      <w:proofErr w:type="spellEnd"/>
+      <w:r>
+        <w:t>().</w:t>
       </w:r>
     </w:p>
     <w:p>
@@ -558,15 +669,32 @@
           <w:b/>
           <w:bCs/>
         </w:rPr>
-        <w:t>default browser behaviour</w:t>
-      </w:r>
+        <w:t xml:space="preserve">default browser </w:t>
+      </w:r>
+      <w:proofErr w:type="spellStart"/>
+      <w:r>
+        <w:rPr>
+          <w:b/>
+          <w:bCs/>
+        </w:rPr>
+        <w:t>behaviour</w:t>
+      </w:r>
+      <w:proofErr w:type="spellEnd"/>
       <w:r>
         <w:t> — it reloads the entire page. Your state gets wiped because the page starts fresh.​</w:t>
       </w:r>
     </w:p>
     <w:p>
       <w:r>
-        <w:t>Page refresh on submit is a &lt;form&gt; tag behaviour only.</w:t>
+        <w:t xml:space="preserve">Page refresh on submit is a &lt;form&gt; tag </w:t>
+      </w:r>
+      <w:proofErr w:type="spellStart"/>
+      <w:r>
+        <w:t>behaviour</w:t>
+      </w:r>
+      <w:proofErr w:type="spellEnd"/>
+      <w:r>
+        <w:t xml:space="preserve"> only.</w:t>
       </w:r>
     </w:p>
     <w:p>
@@ -596,7 +724,15 @@
         <w:t>HTML element</w:t>
       </w:r>
       <w:r>
-        <w:t> — it has a built-in default behaviour of submitting to a server and refreshing the page. This exists since the early days of HTML, long before React existed.</w:t>
+        <w:t xml:space="preserve"> — it has a built-in default </w:t>
+      </w:r>
+      <w:proofErr w:type="spellStart"/>
+      <w:r>
+        <w:t>behaviour</w:t>
+      </w:r>
+      <w:proofErr w:type="spellEnd"/>
+      <w:r>
+        <w:t xml:space="preserve"> of submitting to a server and refreshing the page. This exists since the early days of HTML, long before React existed.</w:t>
       </w:r>
     </w:p>
     <w:p>
@@ -626,7 +762,23 @@
         <w:t>inside</w:t>
       </w:r>
       <w:r>
-        <w:t> a &lt;form&gt;, clicking it automatically triggers the form's onSubmit — no onClick needed on the button:</w:t>
+        <w:t> a &lt;form&gt;, clicking it automatically triggers the form's </w:t>
+      </w:r>
+      <w:proofErr w:type="spellStart"/>
+      <w:r>
+        <w:t>onSubmit</w:t>
+      </w:r>
+      <w:proofErr w:type="spellEnd"/>
+      <w:r>
+        <w:t> — no </w:t>
+      </w:r>
+      <w:proofErr w:type="spellStart"/>
+      <w:r>
+        <w:t>onClick</w:t>
+      </w:r>
+      <w:proofErr w:type="spellEnd"/>
+      <w:r>
+        <w:t> needed on the button:</w:t>
       </w:r>
     </w:p>
     <w:p>
@@ -708,6 +860,118 @@
         </w:drawing>
       </w:r>
     </w:p>
+    <w:p>
+      <w:pPr>
+        <w:rPr>
+          <w:b/>
+          <w:bCs/>
+        </w:rPr>
+      </w:pPr>
+      <w:r>
+        <w:rPr>
+          <w:b/>
+          <w:bCs/>
+        </w:rPr>
+        <w:lastRenderedPageBreak/>
+        <w:t>{} vs () in Arrow Functions</w:t>
+      </w:r>
+    </w:p>
+    <w:p>
+      <w:r>
+        <w:drawing>
+          <wp:inline distT="0" distB="0" distL="0" distR="0" wp14:anchorId="58A314A6" wp14:editId="38082591">
+            <wp:extent cx="5943600" cy="1234440"/>
+            <wp:effectExtent l="0" t="0" r="0" b="3810"/>
+            <wp:docPr id="1869890731" name="Picture 1"/>
+            <wp:cNvGraphicFramePr>
+              <a:graphicFrameLocks xmlns:a="http://schemas.openxmlformats.org/drawingml/2006/main" noChangeAspect="1"/>
+            </wp:cNvGraphicFramePr>
+            <a:graphic xmlns:a="http://schemas.openxmlformats.org/drawingml/2006/main">
+              <a:graphicData uri="http://schemas.openxmlformats.org/drawingml/2006/picture">
+                <pic:pic xmlns:pic="http://schemas.openxmlformats.org/drawingml/2006/picture">
+                  <pic:nvPicPr>
+                    <pic:cNvPr id="1869890731" name=""/>
+                    <pic:cNvPicPr/>
+                  </pic:nvPicPr>
+                  <pic:blipFill>
+                    <a:blip r:embed="rId14"/>
+                    <a:stretch>
+                      <a:fillRect/>
+                    </a:stretch>
+                  </pic:blipFill>
+                  <pic:spPr>
+                    <a:xfrm>
+                      <a:off x="0" y="0"/>
+                      <a:ext cx="5943600" cy="1234440"/>
+                    </a:xfrm>
+                    <a:prstGeom prst="rect">
+                      <a:avLst/>
+                    </a:prstGeom>
+                  </pic:spPr>
+                </pic:pic>
+              </a:graphicData>
+            </a:graphic>
+          </wp:inline>
+        </w:drawing>
+      </w:r>
+    </w:p>
+    <w:p>
+      <w:r>
+        <w:t>() is just a </w:t>
+      </w:r>
+      <w:r>
+        <w:rPr>
+          <w:b/>
+          <w:bCs/>
+        </w:rPr>
+        <w:t>shortcut</w:t>
+      </w:r>
+      <w:r>
+        <w:t> to avoid writing return</w:t>
+      </w:r>
+      <w:r>
+        <w:t>.</w:t>
+      </w:r>
+    </w:p>
+    <w:p>
+      <w:r>
+        <w:drawing>
+          <wp:inline distT="0" distB="0" distL="0" distR="0" wp14:anchorId="6010AAE8" wp14:editId="1F9BD503">
+            <wp:extent cx="5943600" cy="2735580"/>
+            <wp:effectExtent l="0" t="0" r="0" b="7620"/>
+            <wp:docPr id="850182991" name="Picture 1"/>
+            <wp:cNvGraphicFramePr>
+              <a:graphicFrameLocks xmlns:a="http://schemas.openxmlformats.org/drawingml/2006/main" noChangeAspect="1"/>
+            </wp:cNvGraphicFramePr>
+            <a:graphic xmlns:a="http://schemas.openxmlformats.org/drawingml/2006/main">
+              <a:graphicData uri="http://schemas.openxmlformats.org/drawingml/2006/picture">
+                <pic:pic xmlns:pic="http://schemas.openxmlformats.org/drawingml/2006/picture">
+                  <pic:nvPicPr>
+                    <pic:cNvPr id="850182991" name=""/>
+                    <pic:cNvPicPr/>
+                  </pic:nvPicPr>
+                  <pic:blipFill>
+                    <a:blip r:embed="rId15"/>
+                    <a:stretch>
+                      <a:fillRect/>
+                    </a:stretch>
+                  </pic:blipFill>
+                  <pic:spPr>
+                    <a:xfrm>
+                      <a:off x="0" y="0"/>
+                      <a:ext cx="5943600" cy="2735580"/>
+                    </a:xfrm>
+                    <a:prstGeom prst="rect">
+                      <a:avLst/>
+                    </a:prstGeom>
+                  </pic:spPr>
+                </pic:pic>
+              </a:graphicData>
+            </a:graphic>
+          </wp:inline>
+        </w:drawing>
+      </w:r>
+    </w:p>
     <w:p/>
     <w:p/>
     <w:p/>
@@ -737,9 +1001,11 @@
       </w:r>
     </w:p>
     <w:p>
+      <w:proofErr w:type="spellStart"/>
       <w:r>
         <w:t>Reconcilliation</w:t>
       </w:r>
+      <w:proofErr w:type="spellEnd"/>
       <w:r>
         <w:t>.</w:t>
       </w:r>
@@ -759,6 +1025,7 @@
     </w:p>
     <w:p>
       <w:r>
+        <w:lastRenderedPageBreak/>
         <w:t>Batch update</w:t>
       </w:r>
     </w:p>
